--- a/מה יש עוד לעשות.docx
+++ b/מה יש עוד לעשות.docx
@@ -295,6 +295,35 @@
           <w:rtl/>
         </w:rPr>
         <w:t xml:space="preserve">. </w:t>
+      </w:r>
+    </w:p>
+    <w:p>
+      <w:pPr>
+        <w:pStyle w:val="a3"/>
+        <w:numPr>
+          <w:ilvl w:val="0"/>
+          <w:numId w:val="2"/>
+        </w:numPr>
+      </w:pPr>
+      <w:r>
+        <w:rPr>
+          <w:rFonts w:hint="cs"/>
+          <w:rtl/>
+        </w:rPr>
+        <w:t xml:space="preserve">לשמור תמונה נוספת של כל מה שהצלחתי לזהות </w:t>
+      </w:r>
+      <w:r>
+        <w:rPr>
+          <w:rtl/>
+        </w:rPr>
+        <w:t>–</w:t>
+      </w:r>
+      <w:r>
+        <w:rPr>
+          <w:rFonts w:hint="cs"/>
+          <w:rtl/>
+        </w:rPr>
+        <w:t xml:space="preserve"> עם ריבועים על זה.</w:t>
       </w:r>
       <w:bookmarkStart w:id="0" w:name="_GoBack"/>
       <w:bookmarkEnd w:id="0"/>

--- a/מה יש עוד לעשות.docx
+++ b/מה יש עוד לעשות.docx
@@ -8,6 +8,7 @@
           <w:rtl/>
         </w:rPr>
       </w:pPr>
+      <w:bookmarkStart w:id="0" w:name="_GoBack"/>
       <w:r>
         <w:rPr>
           <w:rFonts w:hint="cs"/>
@@ -323,9 +324,14 @@
           <w:rFonts w:hint="cs"/>
           <w:rtl/>
         </w:rPr>
-        <w:t xml:space="preserve"> עם ריבועים על זה.</w:t>
-      </w:r>
-      <w:bookmarkStart w:id="0" w:name="_GoBack"/>
+        <w:t xml:space="preserve"> עם ריבועים על זה - </w:t>
+      </w:r>
+      <w:r>
+        <w:rPr>
+          <w:rFonts w:hint="cs"/>
+        </w:rPr>
+        <w:t>DONE</w:t>
+      </w:r>
       <w:bookmarkEnd w:id="0"/>
     </w:p>
     <w:sectPr>
